--- a/UML/FICHARIO_DE_REQUISITOS.docx
+++ b/UML/FICHARIO_DE_REQUISITOS.docx
@@ -879,7 +879,28 @@
         </w:rPr>
         <w:t>– O cliente terá uma margem de 10min para poder comparecer a consulta, caso contrario o horario dele será aberto para outra pessoa.</w:t>
       </w:r>
-      <w:bookmarkStart w:id="6" w:name="_GoBack"/>
+    </w:p>
+    <w:p>
+      <w:pPr>
+        <w:rPr>
+          <w:lang w:val="pt-PT"/>
+        </w:rPr>
+      </w:pPr>
+    </w:p>
+    <w:p>
+      <w:pPr>
+        <w:rPr>
+          <w:lang w:val="pt-PT"/>
+        </w:rPr>
+      </w:pPr>
+      <w:bookmarkStart w:id="6" w:name="bm_5_requisitos_técnicos"/>
+      <w:r>
+        <w:rPr>
+          <w:b/>
+          <w:lang w:val="pt-PT"/>
+        </w:rPr>
+        <w:t>5. Requisitos Técnicos</w:t>
+      </w:r>
       <w:bookmarkEnd w:id="6"/>
     </w:p>
     <w:p>
@@ -888,52 +909,29 @@
           <w:lang w:val="pt-PT"/>
         </w:rPr>
       </w:pPr>
-    </w:p>
-    <w:p>
-      <w:pPr>
-        <w:rPr>
-          <w:lang w:val="pt-PT"/>
-        </w:rPr>
-      </w:pPr>
-      <w:bookmarkStart w:id="7" w:name="bm_5_requisitos_técnicos"/>
+      <w:bookmarkStart w:id="7" w:name="bm_5_1_linguagens_e_frameworks"/>
       <w:r>
         <w:rPr>
           <w:b/>
           <w:lang w:val="pt-PT"/>
         </w:rPr>
-        <w:t>5. Requisitos Técnicos</w:t>
+        <w:t>5.1 Linguagens</w:t>
+      </w:r>
+      <w:r>
+        <w:rPr>
+          <w:b/>
+          <w:lang w:val="pt-PT"/>
+        </w:rPr>
+        <w:t xml:space="preserve">, </w:t>
+      </w:r>
+      <w:r>
+        <w:rPr>
+          <w:b/>
+          <w:lang w:val="pt-PT"/>
+        </w:rPr>
+        <w:t>Frameworks</w:t>
       </w:r>
       <w:bookmarkEnd w:id="7"/>
-    </w:p>
-    <w:p>
-      <w:pPr>
-        <w:rPr>
-          <w:lang w:val="pt-PT"/>
-        </w:rPr>
-      </w:pPr>
-      <w:bookmarkStart w:id="8" w:name="bm_5_1_linguagens_e_frameworks"/>
-      <w:r>
-        <w:rPr>
-          <w:b/>
-          <w:lang w:val="pt-PT"/>
-        </w:rPr>
-        <w:t>5.1 Linguagens</w:t>
-      </w:r>
-      <w:r>
-        <w:rPr>
-          <w:b/>
-          <w:lang w:val="pt-PT"/>
-        </w:rPr>
-        <w:t xml:space="preserve">, </w:t>
-      </w:r>
-      <w:r>
-        <w:rPr>
-          <w:b/>
-          <w:lang w:val="pt-PT"/>
-        </w:rPr>
-        <w:t>Frameworks</w:t>
-      </w:r>
-      <w:bookmarkEnd w:id="8"/>
       <w:r>
         <w:rPr>
           <w:b/>
@@ -1088,7 +1086,7 @@
           <w:lang w:val="pt-PT"/>
         </w:rPr>
       </w:pPr>
-      <w:bookmarkStart w:id="9" w:name="bm_5_2_banco_de_dados"/>
+      <w:bookmarkStart w:id="8" w:name="bm_5_2_banco_de_dados"/>
       <w:r>
         <w:rPr>
           <w:b/>
@@ -1096,36 +1094,425 @@
         </w:rPr>
         <w:t>5.2 Banco de Dados</w:t>
       </w:r>
+      <w:bookmarkEnd w:id="8"/>
+    </w:p>
+    <w:p>
+      <w:pPr>
+        <w:rPr>
+          <w:lang w:val="pt-PT"/>
+        </w:rPr>
+      </w:pPr>
+      <w:r>
+        <w:rPr>
+          <w:lang w:val="pt-PT"/>
+        </w:rPr>
+        <w:t>MySQL</w:t>
+      </w:r>
+    </w:p>
+    <w:p>
+      <w:pPr>
+        <w:rPr>
+          <w:lang w:val="pt-PT"/>
+        </w:rPr>
+      </w:pPr>
+    </w:p>
+    <w:p>
+      <w:pPr>
+        <w:rPr>
+          <w:b/>
+          <w:lang w:val="pt-PT"/>
+        </w:rPr>
+      </w:pPr>
+      <w:r>
+        <w:rPr>
+          <w:b/>
+          <w:lang w:val="pt-PT"/>
+        </w:rPr>
+        <w:t>5</w:t>
+      </w:r>
+      <w:r>
+        <w:rPr>
+          <w:b/>
+          <w:lang w:val="pt-PT"/>
+        </w:rPr>
+        <w:t>.</w:t>
+      </w:r>
+      <w:r>
+        <w:rPr>
+          <w:b/>
+          <w:lang w:val="pt-PT"/>
+        </w:rPr>
+        <w:t>3</w:t>
+      </w:r>
+      <w:r>
+        <w:rPr>
+          <w:b/>
+          <w:lang w:val="pt-PT"/>
+        </w:rPr>
+        <w:t xml:space="preserve"> </w:t>
+      </w:r>
+      <w:r>
+        <w:rPr>
+          <w:b/>
+          <w:lang w:val="pt-PT"/>
+        </w:rPr>
+        <w:t>Diagrama de Classe</w:t>
+      </w:r>
+    </w:p>
+    <w:p>
+      <w:pPr>
+        <w:rPr>
+          <w:b/>
+          <w:lang w:val="pt-PT"/>
+        </w:rPr>
+      </w:pPr>
+    </w:p>
+    <w:p>
+      <w:pPr>
+        <w:rPr>
+          <w:b/>
+          <w:lang w:val="pt-PT"/>
+        </w:rPr>
+      </w:pPr>
+      <w:r>
+        <w:rPr>
+          <w:b/>
+          <w:lang w:val="pt-PT"/>
+        </w:rPr>
+        <w:drawing>
+          <wp:inline distT="0" distB="0" distL="0" distR="0" wp14:anchorId="55C33C2C" wp14:editId="3DE842D8">
+            <wp:extent cx="2467319" cy="3429479"/>
+            <wp:effectExtent l="0" t="0" r="0" b="0"/>
+            <wp:docPr id="1" name="Imagem 1"/>
+            <wp:cNvGraphicFramePr>
+              <a:graphicFrameLocks xmlns:a="http://schemas.openxmlformats.org/drawingml/2006/main" noChangeAspect="1"/>
+            </wp:cNvGraphicFramePr>
+            <a:graphic xmlns:a="http://schemas.openxmlformats.org/drawingml/2006/main">
+              <a:graphicData uri="http://schemas.openxmlformats.org/drawingml/2006/picture">
+                <pic:pic xmlns:pic="http://schemas.openxmlformats.org/drawingml/2006/picture">
+                  <pic:nvPicPr>
+                    <pic:cNvPr id="1" name=""/>
+                    <pic:cNvPicPr/>
+                  </pic:nvPicPr>
+                  <pic:blipFill>
+                    <a:blip r:embed="rId5"/>
+                    <a:stretch>
+                      <a:fillRect/>
+                    </a:stretch>
+                  </pic:blipFill>
+                  <pic:spPr>
+                    <a:xfrm>
+                      <a:off x="0" y="0"/>
+                      <a:ext cx="2467319" cy="3429479"/>
+                    </a:xfrm>
+                    <a:prstGeom prst="rect">
+                      <a:avLst/>
+                    </a:prstGeom>
+                  </pic:spPr>
+                </pic:pic>
+              </a:graphicData>
+            </a:graphic>
+          </wp:inline>
+        </w:drawing>
+      </w:r>
+      <w:r>
+        <w:rPr>
+          <w:b/>
+          <w:lang w:val="pt-PT"/>
+        </w:rPr>
+        <w:drawing>
+          <wp:inline distT="0" distB="0" distL="0" distR="0" wp14:anchorId="23F396D7" wp14:editId="52EE7711">
+            <wp:extent cx="2543530" cy="3400900"/>
+            <wp:effectExtent l="0" t="0" r="9525" b="9525"/>
+            <wp:docPr id="2" name="Imagem 2"/>
+            <wp:cNvGraphicFramePr>
+              <a:graphicFrameLocks xmlns:a="http://schemas.openxmlformats.org/drawingml/2006/main" noChangeAspect="1"/>
+            </wp:cNvGraphicFramePr>
+            <a:graphic xmlns:a="http://schemas.openxmlformats.org/drawingml/2006/main">
+              <a:graphicData uri="http://schemas.openxmlformats.org/drawingml/2006/picture">
+                <pic:pic xmlns:pic="http://schemas.openxmlformats.org/drawingml/2006/picture">
+                  <pic:nvPicPr>
+                    <pic:cNvPr id="1" name=""/>
+                    <pic:cNvPicPr/>
+                  </pic:nvPicPr>
+                  <pic:blipFill>
+                    <a:blip r:embed="rId6"/>
+                    <a:stretch>
+                      <a:fillRect/>
+                    </a:stretch>
+                  </pic:blipFill>
+                  <pic:spPr>
+                    <a:xfrm>
+                      <a:off x="0" y="0"/>
+                      <a:ext cx="2543530" cy="3400900"/>
+                    </a:xfrm>
+                    <a:prstGeom prst="rect">
+                      <a:avLst/>
+                    </a:prstGeom>
+                  </pic:spPr>
+                </pic:pic>
+              </a:graphicData>
+            </a:graphic>
+          </wp:inline>
+        </w:drawing>
+      </w:r>
+    </w:p>
+    <w:p>
+      <w:pPr>
+        <w:rPr>
+          <w:lang w:val="pt-PT"/>
+        </w:rPr>
+      </w:pPr>
+    </w:p>
+    <w:p>
+      <w:pPr>
+        <w:rPr>
+          <w:lang w:val="pt-PT"/>
+        </w:rPr>
+      </w:pPr>
+    </w:p>
+    <w:p>
+      <w:pPr>
+        <w:rPr>
+          <w:lang w:val="pt-PT"/>
+        </w:rPr>
+      </w:pPr>
+    </w:p>
+    <w:p>
+      <w:pPr>
+        <w:rPr>
+          <w:lang w:val="pt-PT"/>
+        </w:rPr>
+      </w:pPr>
+    </w:p>
+    <w:p>
+      <w:r>
+        <w:lastRenderedPageBreak/>
+        <w:drawing>
+          <wp:inline distT="0" distB="0" distL="0" distR="0" wp14:anchorId="0E576899" wp14:editId="4A547A97">
+            <wp:extent cx="2619375" cy="3619500"/>
+            <wp:effectExtent l="0" t="0" r="9525" b="0"/>
+            <wp:docPr id="4" name="Imagem 4"/>
+            <wp:cNvGraphicFramePr>
+              <a:graphicFrameLocks xmlns:a="http://schemas.openxmlformats.org/drawingml/2006/main" noChangeAspect="1"/>
+            </wp:cNvGraphicFramePr>
+            <a:graphic xmlns:a="http://schemas.openxmlformats.org/drawingml/2006/main">
+              <a:graphicData uri="http://schemas.openxmlformats.org/drawingml/2006/picture">
+                <pic:pic xmlns:pic="http://schemas.openxmlformats.org/drawingml/2006/picture">
+                  <pic:nvPicPr>
+                    <pic:cNvPr id="1" name=""/>
+                    <pic:cNvPicPr/>
+                  </pic:nvPicPr>
+                  <pic:blipFill>
+                    <a:blip r:embed="rId7"/>
+                    <a:stretch>
+                      <a:fillRect/>
+                    </a:stretch>
+                  </pic:blipFill>
+                  <pic:spPr>
+                    <a:xfrm>
+                      <a:off x="0" y="0"/>
+                      <a:ext cx="2619747" cy="3620014"/>
+                    </a:xfrm>
+                    <a:prstGeom prst="rect">
+                      <a:avLst/>
+                    </a:prstGeom>
+                  </pic:spPr>
+                </pic:pic>
+              </a:graphicData>
+            </a:graphic>
+          </wp:inline>
+        </w:drawing>
+      </w:r>
+      <w:r>
+        <w:drawing>
+          <wp:inline distT="0" distB="0" distL="0" distR="0" wp14:anchorId="5C108BE4" wp14:editId="46AE49A8">
+            <wp:extent cx="2619375" cy="3324225"/>
+            <wp:effectExtent l="0" t="0" r="9525" b="9525"/>
+            <wp:docPr id="5" name="Imagem 5"/>
+            <wp:cNvGraphicFramePr>
+              <a:graphicFrameLocks xmlns:a="http://schemas.openxmlformats.org/drawingml/2006/main" noChangeAspect="1"/>
+            </wp:cNvGraphicFramePr>
+            <a:graphic xmlns:a="http://schemas.openxmlformats.org/drawingml/2006/main">
+              <a:graphicData uri="http://schemas.openxmlformats.org/drawingml/2006/picture">
+                <pic:pic xmlns:pic="http://schemas.openxmlformats.org/drawingml/2006/picture">
+                  <pic:nvPicPr>
+                    <pic:cNvPr id="1" name=""/>
+                    <pic:cNvPicPr/>
+                  </pic:nvPicPr>
+                  <pic:blipFill>
+                    <a:blip r:embed="rId8"/>
+                    <a:stretch>
+                      <a:fillRect/>
+                    </a:stretch>
+                  </pic:blipFill>
+                  <pic:spPr>
+                    <a:xfrm>
+                      <a:off x="0" y="0"/>
+                      <a:ext cx="2619745" cy="3324695"/>
+                    </a:xfrm>
+                    <a:prstGeom prst="rect">
+                      <a:avLst/>
+                    </a:prstGeom>
+                  </pic:spPr>
+                </pic:pic>
+              </a:graphicData>
+            </a:graphic>
+          </wp:inline>
+        </w:drawing>
+      </w:r>
+      <w:r>
+        <w:drawing>
+          <wp:inline distT="0" distB="0" distL="0" distR="0" wp14:anchorId="1710E79E" wp14:editId="5971ED78">
+            <wp:extent cx="2590800" cy="3314700"/>
+            <wp:effectExtent l="0" t="0" r="0" b="0"/>
+            <wp:docPr id="6" name="Imagem 6"/>
+            <wp:cNvGraphicFramePr>
+              <a:graphicFrameLocks xmlns:a="http://schemas.openxmlformats.org/drawingml/2006/main" noChangeAspect="1"/>
+            </wp:cNvGraphicFramePr>
+            <a:graphic xmlns:a="http://schemas.openxmlformats.org/drawingml/2006/main">
+              <a:graphicData uri="http://schemas.openxmlformats.org/drawingml/2006/picture">
+                <pic:pic xmlns:pic="http://schemas.openxmlformats.org/drawingml/2006/picture">
+                  <pic:nvPicPr>
+                    <pic:cNvPr id="1" name=""/>
+                    <pic:cNvPicPr/>
+                  </pic:nvPicPr>
+                  <pic:blipFill>
+                    <a:blip r:embed="rId9"/>
+                    <a:stretch>
+                      <a:fillRect/>
+                    </a:stretch>
+                  </pic:blipFill>
+                  <pic:spPr>
+                    <a:xfrm>
+                      <a:off x="0" y="0"/>
+                      <a:ext cx="2591169" cy="3315172"/>
+                    </a:xfrm>
+                    <a:prstGeom prst="rect">
+                      <a:avLst/>
+                    </a:prstGeom>
+                  </pic:spPr>
+                </pic:pic>
+              </a:graphicData>
+            </a:graphic>
+          </wp:inline>
+        </w:drawing>
+      </w:r>
+      <w:r>
+        <w:drawing>
+          <wp:inline distT="0" distB="0" distL="0" distR="0" wp14:anchorId="4701D3D2" wp14:editId="356B3EAA">
+            <wp:extent cx="2733675" cy="3324225"/>
+            <wp:effectExtent l="0" t="0" r="9525" b="9525"/>
+            <wp:docPr id="7" name="Imagem 7"/>
+            <wp:cNvGraphicFramePr>
+              <a:graphicFrameLocks xmlns:a="http://schemas.openxmlformats.org/drawingml/2006/main" noChangeAspect="1"/>
+            </wp:cNvGraphicFramePr>
+            <a:graphic xmlns:a="http://schemas.openxmlformats.org/drawingml/2006/main">
+              <a:graphicData uri="http://schemas.openxmlformats.org/drawingml/2006/picture">
+                <pic:pic xmlns:pic="http://schemas.openxmlformats.org/drawingml/2006/picture">
+                  <pic:nvPicPr>
+                    <pic:cNvPr id="1" name=""/>
+                    <pic:cNvPicPr/>
+                  </pic:nvPicPr>
+                  <pic:blipFill>
+                    <a:blip r:embed="rId10"/>
+                    <a:stretch>
+                      <a:fillRect/>
+                    </a:stretch>
+                  </pic:blipFill>
+                  <pic:spPr>
+                    <a:xfrm>
+                      <a:off x="0" y="0"/>
+                      <a:ext cx="2734066" cy="3324701"/>
+                    </a:xfrm>
+                    <a:prstGeom prst="rect">
+                      <a:avLst/>
+                    </a:prstGeom>
+                  </pic:spPr>
+                </pic:pic>
+              </a:graphicData>
+            </a:graphic>
+          </wp:inline>
+        </w:drawing>
+      </w:r>
+      <w:r>
+        <w:lastRenderedPageBreak/>
+        <w:drawing>
+          <wp:inline distT="0" distB="0" distL="0" distR="0" wp14:anchorId="3ECFD441" wp14:editId="715B2110">
+            <wp:extent cx="2619375" cy="3819525"/>
+            <wp:effectExtent l="0" t="0" r="9525" b="9525"/>
+            <wp:docPr id="8" name="Imagem 8"/>
+            <wp:cNvGraphicFramePr>
+              <a:graphicFrameLocks xmlns:a="http://schemas.openxmlformats.org/drawingml/2006/main" noChangeAspect="1"/>
+            </wp:cNvGraphicFramePr>
+            <a:graphic xmlns:a="http://schemas.openxmlformats.org/drawingml/2006/main">
+              <a:graphicData uri="http://schemas.openxmlformats.org/drawingml/2006/picture">
+                <pic:pic xmlns:pic="http://schemas.openxmlformats.org/drawingml/2006/picture">
+                  <pic:nvPicPr>
+                    <pic:cNvPr id="1" name=""/>
+                    <pic:cNvPicPr/>
+                  </pic:nvPicPr>
+                  <pic:blipFill>
+                    <a:blip r:embed="rId11"/>
+                    <a:stretch>
+                      <a:fillRect/>
+                    </a:stretch>
+                  </pic:blipFill>
+                  <pic:spPr>
+                    <a:xfrm>
+                      <a:off x="0" y="0"/>
+                      <a:ext cx="2619751" cy="3820073"/>
+                    </a:xfrm>
+                    <a:prstGeom prst="rect">
+                      <a:avLst/>
+                    </a:prstGeom>
+                  </pic:spPr>
+                </pic:pic>
+              </a:graphicData>
+            </a:graphic>
+          </wp:inline>
+        </w:drawing>
+      </w:r>
+      <w:r>
+        <w:drawing>
+          <wp:inline distT="0" distB="0" distL="0" distR="0" wp14:anchorId="1A18D552" wp14:editId="36B2A2FA">
+            <wp:extent cx="2676525" cy="4200525"/>
+            <wp:effectExtent l="0" t="0" r="9525" b="9525"/>
+            <wp:docPr id="9" name="Imagem 9"/>
+            <wp:cNvGraphicFramePr>
+              <a:graphicFrameLocks xmlns:a="http://schemas.openxmlformats.org/drawingml/2006/main" noChangeAspect="1"/>
+            </wp:cNvGraphicFramePr>
+            <a:graphic xmlns:a="http://schemas.openxmlformats.org/drawingml/2006/main">
+              <a:graphicData uri="http://schemas.openxmlformats.org/drawingml/2006/picture">
+                <pic:pic xmlns:pic="http://schemas.openxmlformats.org/drawingml/2006/picture">
+                  <pic:nvPicPr>
+                    <pic:cNvPr id="1" name=""/>
+                    <pic:cNvPicPr/>
+                  </pic:nvPicPr>
+                  <pic:blipFill>
+                    <a:blip r:embed="rId12"/>
+                    <a:stretch>
+                      <a:fillRect/>
+                    </a:stretch>
+                  </pic:blipFill>
+                  <pic:spPr>
+                    <a:xfrm>
+                      <a:off x="0" y="0"/>
+                      <a:ext cx="2676912" cy="4201133"/>
+                    </a:xfrm>
+                    <a:prstGeom prst="rect">
+                      <a:avLst/>
+                    </a:prstGeom>
+                  </pic:spPr>
+                </pic:pic>
+              </a:graphicData>
+            </a:graphic>
+          </wp:inline>
+        </w:drawing>
+      </w:r>
+      <w:bookmarkStart w:id="9" w:name="_GoBack"/>
       <w:bookmarkEnd w:id="9"/>
     </w:p>
-    <w:p>
-      <w:pPr>
-        <w:rPr>
-          <w:lang w:val="pt-PT"/>
-        </w:rPr>
-      </w:pPr>
-      <w:r>
-        <w:rPr>
-          <w:lang w:val="pt-PT"/>
-        </w:rPr>
-        <w:t>MySQL</w:t>
-      </w:r>
-    </w:p>
-    <w:p>
-      <w:pPr>
-        <w:rPr>
-          <w:lang w:val="pt-PT"/>
-        </w:rPr>
-      </w:pPr>
-    </w:p>
-    <w:p>
-      <w:pPr>
-        <w:rPr>
-          <w:lang w:val="pt-PT"/>
-        </w:rPr>
-      </w:pPr>
-    </w:p>
-    <w:p/>
     <w:sectPr>
       <w:pgSz w:w="11906" w:h="16838"/>
       <w:pgMar w:top="1417" w:right="1701" w:bottom="1417" w:left="1701" w:header="708" w:footer="708" w:gutter="0"/>
@@ -2435,7 +2822,7 @@
 </file>
 
 <file path=customXml/itemProps1.xml><?xml version="1.0" encoding="utf-8"?>
-<ds:datastoreItem xmlns:ds="http://schemas.openxmlformats.org/officeDocument/2006/customXml" ds:itemID="{205110BC-6C9D-47DB-B086-2579C596083E}">
+<ds:datastoreItem xmlns:ds="http://schemas.openxmlformats.org/officeDocument/2006/customXml" ds:itemID="{E47BC7F3-3BB3-4B1F-A224-AD2CD336F3AF}">
   <ds:schemaRefs>
     <ds:schemaRef ds:uri="http://schemas.openxmlformats.org/officeDocument/2006/bibliography"/>
   </ds:schemaRefs>
